--- a/src/main/resources/templates/СХ ПУ.docx
+++ b/src/main/resources/templates/СХ ПУ.docx
@@ -1,6 +1,6 @@
 
 <file path=word/document.xml><?xml version="1.0" encoding="utf-8"?>
-<w:document xmlns:wpc="http://schemas.microsoft.com/office/word/2010/wordprocessingCanvas" xmlns:cx="http://schemas.microsoft.com/office/drawing/2014/chartex" xmlns:mc="http://schemas.openxmlformats.org/markup-compatibility/2006" xmlns:o="urn:schemas-microsoft-com:office:office" xmlns:r="http://schemas.openxmlformats.org/officeDocument/2006/relationships" xmlns:m="http://schemas.openxmlformats.org/officeDocument/2006/math" xmlns:v="urn:schemas-microsoft-com:vml" xmlns:wp14="http://schemas.microsoft.com/office/word/2010/wordprocessingDrawing" xmlns:wp="http://schemas.openxmlformats.org/drawingml/2006/wordprocessingDrawing" xmlns:w10="urn:schemas-microsoft-com:office:word" xmlns:w="http://schemas.openxmlformats.org/wordprocessingml/2006/main" xmlns:w14="http://schemas.microsoft.com/office/word/2010/wordml" xmlns:w15="http://schemas.microsoft.com/office/word/2012/wordml" xmlns:w16se="http://schemas.microsoft.com/office/word/2015/wordml/symex" xmlns:wpg="http://schemas.microsoft.com/office/word/2010/wordprocessingGroup" xmlns:wpi="http://schemas.microsoft.com/office/word/2010/wordprocessingInk" xmlns:wne="http://schemas.microsoft.com/office/word/2006/wordml" xmlns:wps="http://schemas.microsoft.com/office/word/2010/wordprocessingShape" mc:Ignorable="w14 w15 w16se wp14">
+<w:document xmlns:wpc="http://schemas.microsoft.com/office/word/2010/wordprocessingCanvas" xmlns:cx="http://schemas.microsoft.com/office/drawing/2014/chartex" xmlns:cx1="http://schemas.microsoft.com/office/drawing/2015/9/8/chartex" xmlns:cx2="http://schemas.microsoft.com/office/drawing/2015/10/21/chartex" xmlns:cx3="http://schemas.microsoft.com/office/drawing/2016/5/9/chartex" xmlns:cx4="http://schemas.microsoft.com/office/drawing/2016/5/10/chartex" xmlns:cx5="http://schemas.microsoft.com/office/drawing/2016/5/11/chartex" xmlns:cx6="http://schemas.microsoft.com/office/drawing/2016/5/12/chartex" xmlns:cx7="http://schemas.microsoft.com/office/drawing/2016/5/13/chartex" xmlns:cx8="http://schemas.microsoft.com/office/drawing/2016/5/14/chartex" xmlns:mc="http://schemas.openxmlformats.org/markup-compatibility/2006" xmlns:aink="http://schemas.microsoft.com/office/drawing/2016/ink" xmlns:am3d="http://schemas.microsoft.com/office/drawing/2017/model3d" xmlns:o="urn:schemas-microsoft-com:office:office" xmlns:r="http://schemas.openxmlformats.org/officeDocument/2006/relationships" xmlns:m="http://schemas.openxmlformats.org/officeDocument/2006/math" xmlns:v="urn:schemas-microsoft-com:vml" xmlns:wp14="http://schemas.microsoft.com/office/word/2010/wordprocessingDrawing" xmlns:wp="http://schemas.openxmlformats.org/drawingml/2006/wordprocessingDrawing" xmlns:w10="urn:schemas-microsoft-com:office:word" xmlns:w="http://schemas.openxmlformats.org/wordprocessingml/2006/main" xmlns:w14="http://schemas.microsoft.com/office/word/2010/wordml" xmlns:w15="http://schemas.microsoft.com/office/word/2012/wordml" xmlns:w16cid="http://schemas.microsoft.com/office/word/2016/wordml/cid" xmlns:w16se="http://schemas.microsoft.com/office/word/2015/wordml/symex" xmlns:wpg="http://schemas.microsoft.com/office/word/2010/wordprocessingGroup" xmlns:wpi="http://schemas.microsoft.com/office/word/2010/wordprocessingInk" xmlns:wne="http://schemas.microsoft.com/office/word/2006/wordml" xmlns:wps="http://schemas.microsoft.com/office/word/2010/wordprocessingShape" mc:Ignorable="w14 w15 w16se w16cid wp14">
   <w:body>
     <w:tbl>
       <w:tblPr>
@@ -592,24 +592,29 @@
             <w:pPr>
               <w:pStyle w:val="western"/>
               <w:spacing w:after="198"/>
+              <w:rPr>
+                <w:lang w:val="en-US"/>
+              </w:rPr>
             </w:pPr>
+            <w:proofErr w:type="spellStart"/>
             <w:r>
-              <w:t xml:space="preserve">Крутящий момент отвертки при креплении основания в </w:t>
+              <w:rPr>
+                <w:lang w:val="en-US"/>
+              </w:rPr>
+              <w:t>func</w:t>
+            </w:r>
+            <w:proofErr w:type="spellEnd"/>
+            <w:r>
+              <w:rPr>
+                <w:lang w:val="en-US"/>
+              </w:rPr>
+              <w:t xml:space="preserve"> </w:t>
             </w:r>
             <w:r>
-              <w:lastRenderedPageBreak/>
-              <w:t>корпусе.</w:t>
-            </w:r>
-            <w:r>
-              <w:t xml:space="preserve"> (имя </w:t>
-            </w:r>
-            <w:proofErr w:type="gramStart"/>
-            <w:r>
-              <w:t>ф-и</w:t>
-            </w:r>
-            <w:proofErr w:type="gramEnd"/>
-            <w:r>
-              <w:t>)</w:t>
+              <w:rPr>
+                <w:lang w:val="en-US"/>
+              </w:rPr>
+              <w:t>name</w:t>
             </w:r>
           </w:p>
           <w:p>
@@ -640,190 +645,24 @@
               <w:pStyle w:val="western"/>
               <w:spacing w:after="198"/>
             </w:pPr>
+            <w:proofErr w:type="spellStart"/>
             <w:r>
-              <w:lastRenderedPageBreak/>
-              <w:t xml:space="preserve">1,2-1,4 НМ (отметки "3-5" электромеханической отвертки </w:t>
+              <w:t>param</w:t>
+            </w:r>
+            <w:proofErr w:type="spellEnd"/>
+            <w:r>
+              <w:t xml:space="preserve"> </w:t>
             </w:r>
             <w:r>
-              <w:lastRenderedPageBreak/>
-              <w:t>"AEG SE3.6")</w:t>
+              <w:t>(парам</w:t>
             </w:r>
             <w:r>
-              <w:t xml:space="preserve"> (парам </w:t>
+              <w:t>етры</w:t>
             </w:r>
-            <w:proofErr w:type="gramStart"/>
             <w:r>
-              <w:t>ф-и</w:t>
-            </w:r>
-            <w:proofErr w:type="gramEnd"/>
-            <w:r>
-              <w:t>)</w:t>
+              <w:t xml:space="preserve"> ф-и)</w:t>
             </w:r>
           </w:p>
-          <w:p>
-            <w:pPr>
-              <w:pStyle w:val="a3"/>
-              <w:ind w:left="-85" w:right="-85"/>
-              <w:jc w:val="center"/>
-              <w:rPr>
-                <w:rFonts w:ascii="Arial Narrow" w:hAnsi="Arial Narrow" w:cs="Arial"/>
-              </w:rPr>
-            </w:pPr>
-          </w:p>
-        </w:tc>
-        <w:tc>
-          <w:tcPr>
-            <w:tcW w:w="2127" w:type="dxa"/>
-            <w:gridSpan w:val="2"/>
-            <w:tcBorders>
-              <w:top w:val="single" w:sz="12" w:space="0" w:color="auto"/>
-              <w:left w:val="single" w:sz="12" w:space="0" w:color="auto"/>
-              <w:bottom w:val="single" w:sz="12" w:space="0" w:color="auto"/>
-              <w:right w:val="single" w:sz="12" w:space="0" w:color="auto"/>
-            </w:tcBorders>
-            <w:vAlign w:val="center"/>
-          </w:tcPr>
-          <w:p>
-            <w:pPr>
-              <w:pStyle w:val="western"/>
-              <w:spacing w:after="198"/>
-            </w:pPr>
-            <w:proofErr w:type="gramStart"/>
-            <w:r>
-              <w:lastRenderedPageBreak/>
-              <w:t>!R</w:t>
-            </w:r>
-            <w:proofErr w:type="gramEnd"/>
-            <w:r>
-              <w:t>Р1</w:t>
-            </w:r>
-          </w:p>
-          <w:p>
-            <w:pPr>
-              <w:pStyle w:val="western"/>
-              <w:spacing w:after="198"/>
-            </w:pPr>
-            <w:r>
-              <w:t xml:space="preserve">&lt;СC&gt; </w:t>
-            </w:r>
-          </w:p>
-          <w:p>
-            <w:pPr>
-              <w:pStyle w:val="a3"/>
-              <w:ind w:left="-85" w:right="-85"/>
-              <w:jc w:val="center"/>
-              <w:rPr>
-                <w:rFonts w:ascii="Arial Narrow" w:hAnsi="Arial Narrow" w:cs="Arial"/>
-              </w:rPr>
-            </w:pPr>
-          </w:p>
-        </w:tc>
-        <w:tc>
-          <w:tcPr>
-            <w:tcW w:w="1843" w:type="dxa"/>
-            <w:tcBorders>
-              <w:top w:val="single" w:sz="12" w:space="0" w:color="auto"/>
-              <w:left w:val="single" w:sz="12" w:space="0" w:color="auto"/>
-              <w:bottom w:val="single" w:sz="12" w:space="0" w:color="auto"/>
-              <w:right w:val="single" w:sz="12" w:space="0" w:color="auto"/>
-            </w:tcBorders>
-            <w:vAlign w:val="center"/>
-          </w:tcPr>
-          <w:p>
-            <w:pPr>
-              <w:pStyle w:val="a3"/>
-              <w:ind w:left="-85" w:right="-85"/>
-              <w:jc w:val="center"/>
-              <w:rPr>
-                <w:rFonts w:ascii="Arial Narrow" w:hAnsi="Arial Narrow" w:cs="Arial"/>
-              </w:rPr>
-            </w:pPr>
-          </w:p>
-        </w:tc>
-        <w:tc>
-          <w:tcPr>
-            <w:tcW w:w="7796" w:type="dxa"/>
-            <w:gridSpan w:val="2"/>
-            <w:tcBorders>
-              <w:top w:val="single" w:sz="12" w:space="0" w:color="auto"/>
-              <w:left w:val="single" w:sz="12" w:space="0" w:color="auto"/>
-              <w:bottom w:val="single" w:sz="12" w:space="0" w:color="auto"/>
-              <w:right w:val="single" w:sz="12" w:space="0" w:color="auto"/>
-            </w:tcBorders>
-            <w:vAlign w:val="center"/>
-          </w:tcPr>
-          <w:p>
-            <w:pPr>
-              <w:pStyle w:val="a3"/>
-              <w:ind w:left="-85" w:right="-85"/>
-              <w:jc w:val="center"/>
-              <w:rPr>
-                <w:rFonts w:ascii="Arial Narrow" w:hAnsi="Arial Narrow" w:cs="Arial"/>
-              </w:rPr>
-            </w:pPr>
-          </w:p>
-        </w:tc>
-      </w:tr>
-      <w:tr>
-        <w:trPr>
-          <w:trHeight w:val="340"/>
-        </w:trPr>
-        <w:tc>
-          <w:tcPr>
-            <w:tcW w:w="820" w:type="dxa"/>
-            <w:tcBorders>
-              <w:top w:val="single" w:sz="12" w:space="0" w:color="auto"/>
-              <w:left w:val="single" w:sz="12" w:space="0" w:color="auto"/>
-              <w:bottom w:val="single" w:sz="12" w:space="0" w:color="auto"/>
-              <w:right w:val="single" w:sz="12" w:space="0" w:color="auto"/>
-            </w:tcBorders>
-            <w:vAlign w:val="center"/>
-          </w:tcPr>
-          <w:p>
-            <w:pPr>
-              <w:pStyle w:val="a3"/>
-              <w:ind w:left="-85" w:right="-85"/>
-              <w:jc w:val="center"/>
-              <w:rPr>
-                <w:rFonts w:ascii="Arial Narrow" w:hAnsi="Arial Narrow" w:cs="Arial"/>
-              </w:rPr>
-            </w:pPr>
-          </w:p>
-        </w:tc>
-        <w:tc>
-          <w:tcPr>
-            <w:tcW w:w="1415" w:type="dxa"/>
-            <w:tcBorders>
-              <w:top w:val="single" w:sz="12" w:space="0" w:color="auto"/>
-              <w:left w:val="single" w:sz="12" w:space="0" w:color="auto"/>
-              <w:bottom w:val="single" w:sz="12" w:space="0" w:color="auto"/>
-              <w:right w:val="single" w:sz="12" w:space="0" w:color="auto"/>
-            </w:tcBorders>
-            <w:vAlign w:val="center"/>
-          </w:tcPr>
-          <w:p>
-            <w:pPr>
-              <w:pStyle w:val="a3"/>
-              <w:ind w:left="-85" w:right="-85"/>
-              <w:jc w:val="center"/>
-              <w:rPr>
-                <w:rFonts w:ascii="Arial Narrow" w:hAnsi="Arial Narrow" w:cs="Arial"/>
-              </w:rPr>
-            </w:pPr>
-          </w:p>
-        </w:tc>
-        <w:tc>
-          <w:tcPr>
-            <w:tcW w:w="1558" w:type="dxa"/>
-            <w:gridSpan w:val="2"/>
-            <w:tcBorders>
-              <w:top w:val="single" w:sz="12" w:space="0" w:color="auto"/>
-              <w:left w:val="single" w:sz="12" w:space="0" w:color="auto"/>
-              <w:bottom w:val="single" w:sz="12" w:space="0" w:color="auto"/>
-              <w:right w:val="single" w:sz="12" w:space="0" w:color="auto"/>
-            </w:tcBorders>
-            <w:vAlign w:val="center"/>
-          </w:tcPr>
           <w:p>
             <w:pPr>
               <w:pStyle w:val="a3"/>
@@ -856,6 +695,15 @@
                 <w:rFonts w:ascii="Arial Narrow" w:hAnsi="Arial Narrow" w:cs="Arial"/>
               </w:rPr>
             </w:pPr>
+            <w:proofErr w:type="spellStart"/>
+            <w:r>
+              <w:rPr>
+                <w:rFonts w:ascii="Times New Roman" w:eastAsia="Times New Roman" w:hAnsi="Times New Roman"/>
+                <w:lang w:eastAsia="ru-RU"/>
+              </w:rPr>
+              <w:t>specCharakt</w:t>
+            </w:r>
+            <w:proofErr w:type="spellEnd"/>
           </w:p>
         </w:tc>
         <w:tc>
@@ -913,14 +761,12 @@
           <w:lang w:eastAsia="ru-RU"/>
         </w:rPr>
       </w:pPr>
+      <w:bookmarkStart w:id="0" w:name="_GoBack"/>
+      <w:bookmarkEnd w:id="0"/>
     </w:p>
     <w:sectPr>
-      <w:headerReference w:type="even" r:id="rId8"/>
-      <w:headerReference w:type="default" r:id="rId9"/>
-      <w:footerReference w:type="even" r:id="rId10"/>
-      <w:footerReference w:type="default" r:id="rId11"/>
-      <w:headerReference w:type="first" r:id="rId12"/>
-      <w:footerReference w:type="first" r:id="rId13"/>
+      <w:headerReference w:type="default" r:id="rId8"/>
+      <w:headerReference w:type="first" r:id="rId9"/>
       <w:pgSz w:w="16838" w:h="11906" w:orient="landscape"/>
       <w:pgMar w:top="4" w:right="720" w:bottom="720" w:left="720" w:header="680" w:footer="708" w:gutter="0"/>
       <w:cols w:space="708"/>
@@ -932,7 +778,7 @@
 </file>
 
 <file path=word/endnotes.xml><?xml version="1.0" encoding="utf-8"?>
-<w:endnotes xmlns:wpc="http://schemas.microsoft.com/office/word/2010/wordprocessingCanvas" xmlns:cx="http://schemas.microsoft.com/office/drawing/2014/chartex" xmlns:mc="http://schemas.openxmlformats.org/markup-compatibility/2006" xmlns:o="urn:schemas-microsoft-com:office:office" xmlns:r="http://schemas.openxmlformats.org/officeDocument/2006/relationships" xmlns:m="http://schemas.openxmlformats.org/officeDocument/2006/math" xmlns:v="urn:schemas-microsoft-com:vml" xmlns:wp14="http://schemas.microsoft.com/office/word/2010/wordprocessingDrawing" xmlns:wp="http://schemas.openxmlformats.org/drawingml/2006/wordprocessingDrawing" xmlns:w10="urn:schemas-microsoft-com:office:word" xmlns:w="http://schemas.openxmlformats.org/wordprocessingml/2006/main" xmlns:w14="http://schemas.microsoft.com/office/word/2010/wordml" xmlns:w15="http://schemas.microsoft.com/office/word/2012/wordml" xmlns:w16se="http://schemas.microsoft.com/office/word/2015/wordml/symex" xmlns:wpg="http://schemas.microsoft.com/office/word/2010/wordprocessingGroup" xmlns:wpi="http://schemas.microsoft.com/office/word/2010/wordprocessingInk" xmlns:wne="http://schemas.microsoft.com/office/word/2006/wordml" xmlns:wps="http://schemas.microsoft.com/office/word/2010/wordprocessingShape" mc:Ignorable="w14 w15 w16se wp14">
+<w:endnotes xmlns:wpc="http://schemas.microsoft.com/office/word/2010/wordprocessingCanvas" xmlns:cx="http://schemas.microsoft.com/office/drawing/2014/chartex" xmlns:cx1="http://schemas.microsoft.com/office/drawing/2015/9/8/chartex" xmlns:cx2="http://schemas.microsoft.com/office/drawing/2015/10/21/chartex" xmlns:cx3="http://schemas.microsoft.com/office/drawing/2016/5/9/chartex" xmlns:cx4="http://schemas.microsoft.com/office/drawing/2016/5/10/chartex" xmlns:cx5="http://schemas.microsoft.com/office/drawing/2016/5/11/chartex" xmlns:cx6="http://schemas.microsoft.com/office/drawing/2016/5/12/chartex" xmlns:cx7="http://schemas.microsoft.com/office/drawing/2016/5/13/chartex" xmlns:cx8="http://schemas.microsoft.com/office/drawing/2016/5/14/chartex" xmlns:mc="http://schemas.openxmlformats.org/markup-compatibility/2006" xmlns:aink="http://schemas.microsoft.com/office/drawing/2016/ink" xmlns:am3d="http://schemas.microsoft.com/office/drawing/2017/model3d" xmlns:o="urn:schemas-microsoft-com:office:office" xmlns:r="http://schemas.openxmlformats.org/officeDocument/2006/relationships" xmlns:m="http://schemas.openxmlformats.org/officeDocument/2006/math" xmlns:v="urn:schemas-microsoft-com:vml" xmlns:wp14="http://schemas.microsoft.com/office/word/2010/wordprocessingDrawing" xmlns:wp="http://schemas.openxmlformats.org/drawingml/2006/wordprocessingDrawing" xmlns:w10="urn:schemas-microsoft-com:office:word" xmlns:w="http://schemas.openxmlformats.org/wordprocessingml/2006/main" xmlns:w14="http://schemas.microsoft.com/office/word/2010/wordml" xmlns:w15="http://schemas.microsoft.com/office/word/2012/wordml" xmlns:w16cid="http://schemas.microsoft.com/office/word/2016/wordml/cid" xmlns:w16se="http://schemas.microsoft.com/office/word/2015/wordml/symex" xmlns:wpg="http://schemas.microsoft.com/office/word/2010/wordprocessingGroup" xmlns:wpi="http://schemas.microsoft.com/office/word/2010/wordprocessingInk" xmlns:wne="http://schemas.microsoft.com/office/word/2006/wordml" xmlns:wps="http://schemas.microsoft.com/office/word/2010/wordprocessingShape" mc:Ignorable="w14 w15 w16se w16cid wp14">
   <w:endnote w:type="separator" w:id="-1">
     <w:p>
       <w:pPr>
@@ -956,38 +802,8 @@
 </w:endnotes>
 </file>
 
-<file path=word/footer1.xml><?xml version="1.0" encoding="utf-8"?>
-<w:ftr xmlns:wpc="http://schemas.microsoft.com/office/word/2010/wordprocessingCanvas" xmlns:cx="http://schemas.microsoft.com/office/drawing/2014/chartex" xmlns:mc="http://schemas.openxmlformats.org/markup-compatibility/2006" xmlns:o="urn:schemas-microsoft-com:office:office" xmlns:r="http://schemas.openxmlformats.org/officeDocument/2006/relationships" xmlns:m="http://schemas.openxmlformats.org/officeDocument/2006/math" xmlns:v="urn:schemas-microsoft-com:vml" xmlns:wp14="http://schemas.microsoft.com/office/word/2010/wordprocessingDrawing" xmlns:wp="http://schemas.openxmlformats.org/drawingml/2006/wordprocessingDrawing" xmlns:w10="urn:schemas-microsoft-com:office:word" xmlns:w="http://schemas.openxmlformats.org/wordprocessingml/2006/main" xmlns:w14="http://schemas.microsoft.com/office/word/2010/wordml" xmlns:w15="http://schemas.microsoft.com/office/word/2012/wordml" xmlns:w16se="http://schemas.microsoft.com/office/word/2015/wordml/symex" xmlns:wpg="http://schemas.microsoft.com/office/word/2010/wordprocessingGroup" xmlns:wpi="http://schemas.microsoft.com/office/word/2010/wordprocessingInk" xmlns:wne="http://schemas.microsoft.com/office/word/2006/wordml" xmlns:wps="http://schemas.microsoft.com/office/word/2010/wordprocessingShape" mc:Ignorable="w14 w15 w16se wp14">
-  <w:p>
-    <w:pPr>
-      <w:pStyle w:val="a5"/>
-    </w:pPr>
-  </w:p>
-</w:ftr>
-</file>
-
-<file path=word/footer2.xml><?xml version="1.0" encoding="utf-8"?>
-<w:ftr xmlns:wpc="http://schemas.microsoft.com/office/word/2010/wordprocessingCanvas" xmlns:cx="http://schemas.microsoft.com/office/drawing/2014/chartex" xmlns:mc="http://schemas.openxmlformats.org/markup-compatibility/2006" xmlns:o="urn:schemas-microsoft-com:office:office" xmlns:r="http://schemas.openxmlformats.org/officeDocument/2006/relationships" xmlns:m="http://schemas.openxmlformats.org/officeDocument/2006/math" xmlns:v="urn:schemas-microsoft-com:vml" xmlns:wp14="http://schemas.microsoft.com/office/word/2010/wordprocessingDrawing" xmlns:wp="http://schemas.openxmlformats.org/drawingml/2006/wordprocessingDrawing" xmlns:w10="urn:schemas-microsoft-com:office:word" xmlns:w="http://schemas.openxmlformats.org/wordprocessingml/2006/main" xmlns:w14="http://schemas.microsoft.com/office/word/2010/wordml" xmlns:w15="http://schemas.microsoft.com/office/word/2012/wordml" xmlns:w16se="http://schemas.microsoft.com/office/word/2015/wordml/symex" xmlns:wpg="http://schemas.microsoft.com/office/word/2010/wordprocessingGroup" xmlns:wpi="http://schemas.microsoft.com/office/word/2010/wordprocessingInk" xmlns:wne="http://schemas.microsoft.com/office/word/2006/wordml" xmlns:wps="http://schemas.microsoft.com/office/word/2010/wordprocessingShape" mc:Ignorable="w14 w15 w16se wp14">
-  <w:p>
-    <w:pPr>
-      <w:pStyle w:val="a5"/>
-    </w:pPr>
-  </w:p>
-</w:ftr>
-</file>
-
-<file path=word/footer3.xml><?xml version="1.0" encoding="utf-8"?>
-<w:ftr xmlns:wpc="http://schemas.microsoft.com/office/word/2010/wordprocessingCanvas" xmlns:cx="http://schemas.microsoft.com/office/drawing/2014/chartex" xmlns:mc="http://schemas.openxmlformats.org/markup-compatibility/2006" xmlns:o="urn:schemas-microsoft-com:office:office" xmlns:r="http://schemas.openxmlformats.org/officeDocument/2006/relationships" xmlns:m="http://schemas.openxmlformats.org/officeDocument/2006/math" xmlns:v="urn:schemas-microsoft-com:vml" xmlns:wp14="http://schemas.microsoft.com/office/word/2010/wordprocessingDrawing" xmlns:wp="http://schemas.openxmlformats.org/drawingml/2006/wordprocessingDrawing" xmlns:w10="urn:schemas-microsoft-com:office:word" xmlns:w="http://schemas.openxmlformats.org/wordprocessingml/2006/main" xmlns:w14="http://schemas.microsoft.com/office/word/2010/wordml" xmlns:w15="http://schemas.microsoft.com/office/word/2012/wordml" xmlns:w16se="http://schemas.microsoft.com/office/word/2015/wordml/symex" xmlns:wpg="http://schemas.microsoft.com/office/word/2010/wordprocessingGroup" xmlns:wpi="http://schemas.microsoft.com/office/word/2010/wordprocessingInk" xmlns:wne="http://schemas.microsoft.com/office/word/2006/wordml" xmlns:wps="http://schemas.microsoft.com/office/word/2010/wordprocessingShape" mc:Ignorable="w14 w15 w16se wp14">
-  <w:p>
-    <w:pPr>
-      <w:pStyle w:val="a5"/>
-    </w:pPr>
-  </w:p>
-</w:ftr>
-</file>
-
 <file path=word/footnotes.xml><?xml version="1.0" encoding="utf-8"?>
-<w:footnotes xmlns:wpc="http://schemas.microsoft.com/office/word/2010/wordprocessingCanvas" xmlns:cx="http://schemas.microsoft.com/office/drawing/2014/chartex" xmlns:mc="http://schemas.openxmlformats.org/markup-compatibility/2006" xmlns:o="urn:schemas-microsoft-com:office:office" xmlns:r="http://schemas.openxmlformats.org/officeDocument/2006/relationships" xmlns:m="http://schemas.openxmlformats.org/officeDocument/2006/math" xmlns:v="urn:schemas-microsoft-com:vml" xmlns:wp14="http://schemas.microsoft.com/office/word/2010/wordprocessingDrawing" xmlns:wp="http://schemas.openxmlformats.org/drawingml/2006/wordprocessingDrawing" xmlns:w10="urn:schemas-microsoft-com:office:word" xmlns:w="http://schemas.openxmlformats.org/wordprocessingml/2006/main" xmlns:w14="http://schemas.microsoft.com/office/word/2010/wordml" xmlns:w15="http://schemas.microsoft.com/office/word/2012/wordml" xmlns:w16se="http://schemas.microsoft.com/office/word/2015/wordml/symex" xmlns:wpg="http://schemas.microsoft.com/office/word/2010/wordprocessingGroup" xmlns:wpi="http://schemas.microsoft.com/office/word/2010/wordprocessingInk" xmlns:wne="http://schemas.microsoft.com/office/word/2006/wordml" xmlns:wps="http://schemas.microsoft.com/office/word/2010/wordprocessingShape" mc:Ignorable="w14 w15 w16se wp14">
+<w:footnotes xmlns:wpc="http://schemas.microsoft.com/office/word/2010/wordprocessingCanvas" xmlns:cx="http://schemas.microsoft.com/office/drawing/2014/chartex" xmlns:cx1="http://schemas.microsoft.com/office/drawing/2015/9/8/chartex" xmlns:cx2="http://schemas.microsoft.com/office/drawing/2015/10/21/chartex" xmlns:cx3="http://schemas.microsoft.com/office/drawing/2016/5/9/chartex" xmlns:cx4="http://schemas.microsoft.com/office/drawing/2016/5/10/chartex" xmlns:cx5="http://schemas.microsoft.com/office/drawing/2016/5/11/chartex" xmlns:cx6="http://schemas.microsoft.com/office/drawing/2016/5/12/chartex" xmlns:cx7="http://schemas.microsoft.com/office/drawing/2016/5/13/chartex" xmlns:cx8="http://schemas.microsoft.com/office/drawing/2016/5/14/chartex" xmlns:mc="http://schemas.openxmlformats.org/markup-compatibility/2006" xmlns:aink="http://schemas.microsoft.com/office/drawing/2016/ink" xmlns:am3d="http://schemas.microsoft.com/office/drawing/2017/model3d" xmlns:o="urn:schemas-microsoft-com:office:office" xmlns:r="http://schemas.openxmlformats.org/officeDocument/2006/relationships" xmlns:m="http://schemas.openxmlformats.org/officeDocument/2006/math" xmlns:v="urn:schemas-microsoft-com:vml" xmlns:wp14="http://schemas.microsoft.com/office/word/2010/wordprocessingDrawing" xmlns:wp="http://schemas.openxmlformats.org/drawingml/2006/wordprocessingDrawing" xmlns:w10="urn:schemas-microsoft-com:office:word" xmlns:w="http://schemas.openxmlformats.org/wordprocessingml/2006/main" xmlns:w14="http://schemas.microsoft.com/office/word/2010/wordml" xmlns:w15="http://schemas.microsoft.com/office/word/2012/wordml" xmlns:w16cid="http://schemas.microsoft.com/office/word/2016/wordml/cid" xmlns:w16se="http://schemas.microsoft.com/office/word/2015/wordml/symex" xmlns:wpg="http://schemas.microsoft.com/office/word/2010/wordprocessingGroup" xmlns:wpi="http://schemas.microsoft.com/office/word/2010/wordprocessingInk" xmlns:wne="http://schemas.microsoft.com/office/word/2006/wordml" xmlns:wps="http://schemas.microsoft.com/office/word/2010/wordprocessingShape" mc:Ignorable="w14 w15 w16se w16cid wp14">
   <w:footnote w:type="separator" w:id="-1">
     <w:p>
       <w:pPr>
@@ -1012,17 +828,7 @@
 </file>
 
 <file path=word/header1.xml><?xml version="1.0" encoding="utf-8"?>
-<w:hdr xmlns:wpc="http://schemas.microsoft.com/office/word/2010/wordprocessingCanvas" xmlns:cx="http://schemas.microsoft.com/office/drawing/2014/chartex" xmlns:mc="http://schemas.openxmlformats.org/markup-compatibility/2006" xmlns:o="urn:schemas-microsoft-com:office:office" xmlns:r="http://schemas.openxmlformats.org/officeDocument/2006/relationships" xmlns:m="http://schemas.openxmlformats.org/officeDocument/2006/math" xmlns:v="urn:schemas-microsoft-com:vml" xmlns:wp14="http://schemas.microsoft.com/office/word/2010/wordprocessingDrawing" xmlns:wp="http://schemas.openxmlformats.org/drawingml/2006/wordprocessingDrawing" xmlns:w10="urn:schemas-microsoft-com:office:word" xmlns:w="http://schemas.openxmlformats.org/wordprocessingml/2006/main" xmlns:w14="http://schemas.microsoft.com/office/word/2010/wordml" xmlns:w15="http://schemas.microsoft.com/office/word/2012/wordml" xmlns:w16se="http://schemas.microsoft.com/office/word/2015/wordml/symex" xmlns:wpg="http://schemas.microsoft.com/office/word/2010/wordprocessingGroup" xmlns:wpi="http://schemas.microsoft.com/office/word/2010/wordprocessingInk" xmlns:wne="http://schemas.microsoft.com/office/word/2006/wordml" xmlns:wps="http://schemas.microsoft.com/office/word/2010/wordprocessingShape" mc:Ignorable="w14 w15 w16se wp14">
-  <w:p>
-    <w:pPr>
-      <w:pStyle w:val="a3"/>
-    </w:pPr>
-  </w:p>
-</w:hdr>
-</file>
-
-<file path=word/header2.xml><?xml version="1.0" encoding="utf-8"?>
-<w:hdr xmlns:wpc="http://schemas.microsoft.com/office/word/2010/wordprocessingCanvas" xmlns:cx="http://schemas.microsoft.com/office/drawing/2014/chartex" xmlns:mc="http://schemas.openxmlformats.org/markup-compatibility/2006" xmlns:o="urn:schemas-microsoft-com:office:office" xmlns:r="http://schemas.openxmlformats.org/officeDocument/2006/relationships" xmlns:m="http://schemas.openxmlformats.org/officeDocument/2006/math" xmlns:v="urn:schemas-microsoft-com:vml" xmlns:wp14="http://schemas.microsoft.com/office/word/2010/wordprocessingDrawing" xmlns:wp="http://schemas.openxmlformats.org/drawingml/2006/wordprocessingDrawing" xmlns:w10="urn:schemas-microsoft-com:office:word" xmlns:w="http://schemas.openxmlformats.org/wordprocessingml/2006/main" xmlns:w14="http://schemas.microsoft.com/office/word/2010/wordml" xmlns:w15="http://schemas.microsoft.com/office/word/2012/wordml" xmlns:w16se="http://schemas.microsoft.com/office/word/2015/wordml/symex" xmlns:wpg="http://schemas.microsoft.com/office/word/2010/wordprocessingGroup" xmlns:wpi="http://schemas.microsoft.com/office/word/2010/wordprocessingInk" xmlns:wne="http://schemas.microsoft.com/office/word/2006/wordml" xmlns:wps="http://schemas.microsoft.com/office/word/2010/wordprocessingShape" mc:Ignorable="w14 w15 w16se wp14">
+<w:hdr xmlns:wpc="http://schemas.microsoft.com/office/word/2010/wordprocessingCanvas" xmlns:cx="http://schemas.microsoft.com/office/drawing/2014/chartex" xmlns:cx1="http://schemas.microsoft.com/office/drawing/2015/9/8/chartex" xmlns:cx2="http://schemas.microsoft.com/office/drawing/2015/10/21/chartex" xmlns:cx3="http://schemas.microsoft.com/office/drawing/2016/5/9/chartex" xmlns:cx4="http://schemas.microsoft.com/office/drawing/2016/5/10/chartex" xmlns:cx5="http://schemas.microsoft.com/office/drawing/2016/5/11/chartex" xmlns:cx6="http://schemas.microsoft.com/office/drawing/2016/5/12/chartex" xmlns:cx7="http://schemas.microsoft.com/office/drawing/2016/5/13/chartex" xmlns:cx8="http://schemas.microsoft.com/office/drawing/2016/5/14/chartex" xmlns:mc="http://schemas.openxmlformats.org/markup-compatibility/2006" xmlns:aink="http://schemas.microsoft.com/office/drawing/2016/ink" xmlns:am3d="http://schemas.microsoft.com/office/drawing/2017/model3d" xmlns:o="urn:schemas-microsoft-com:office:office" xmlns:r="http://schemas.openxmlformats.org/officeDocument/2006/relationships" xmlns:m="http://schemas.openxmlformats.org/officeDocument/2006/math" xmlns:v="urn:schemas-microsoft-com:vml" xmlns:wp14="http://schemas.microsoft.com/office/word/2010/wordprocessingDrawing" xmlns:wp="http://schemas.openxmlformats.org/drawingml/2006/wordprocessingDrawing" xmlns:w10="urn:schemas-microsoft-com:office:word" xmlns:w="http://schemas.openxmlformats.org/wordprocessingml/2006/main" xmlns:w14="http://schemas.microsoft.com/office/word/2010/wordml" xmlns:w15="http://schemas.microsoft.com/office/word/2012/wordml" xmlns:w16cid="http://schemas.microsoft.com/office/word/2016/wordml/cid" xmlns:w16se="http://schemas.microsoft.com/office/word/2015/wordml/symex" xmlns:wpg="http://schemas.microsoft.com/office/word/2010/wordprocessingGroup" xmlns:wpi="http://schemas.microsoft.com/office/word/2010/wordprocessingInk" xmlns:wne="http://schemas.microsoft.com/office/word/2006/wordml" xmlns:wps="http://schemas.microsoft.com/office/word/2010/wordprocessingShape" mc:Ignorable="w14 w15 w16se w16cid wp14">
   <w:tbl>
     <w:tblPr>
       <w:tblW w:w="15559" w:type="dxa"/>
@@ -2229,7 +2035,27 @@
               <w:szCs w:val="26"/>
               <w:highlight w:val="yellow"/>
             </w:rPr>
-            <w:t>0335</w:t>
+            <w:t>{{</w:t>
+          </w:r>
+          <w:proofErr w:type="spellStart"/>
+          <w:r>
+            <w:rPr>
+              <w:rFonts w:ascii="Arial Narrow" w:hAnsi="Arial Narrow" w:cs="Arial"/>
+              <w:sz w:val="26"/>
+              <w:szCs w:val="26"/>
+              <w:lang w:val="en-US"/>
+            </w:rPr>
+            <w:t>puName</w:t>
+          </w:r>
+          <w:proofErr w:type="spellEnd"/>
+          <w:r>
+            <w:rPr>
+              <w:rFonts w:ascii="Arial Narrow" w:hAnsi="Arial Narrow" w:cs="Arial"/>
+              <w:sz w:val="26"/>
+              <w:szCs w:val="26"/>
+              <w:highlight w:val="yellow"/>
+            </w:rPr>
+            <w:t>}}</w:t>
           </w:r>
         </w:p>
       </w:tc>
@@ -2256,6 +2082,16 @@
               <w:szCs w:val="26"/>
             </w:rPr>
           </w:pPr>
+          <w:r>
+            <w:rPr>
+              <w:rFonts w:ascii="Arial" w:hAnsi="Arial" w:cs="Arial"/>
+              <w:b/>
+              <w:sz w:val="26"/>
+              <w:szCs w:val="26"/>
+              <w:highlight w:val="yellow"/>
+            </w:rPr>
+            <w:t>{{</w:t>
+          </w:r>
           <w:proofErr w:type="spellStart"/>
           <w:r>
             <w:rPr>
@@ -2263,9 +2099,52 @@
               <w:b/>
               <w:sz w:val="26"/>
               <w:szCs w:val="26"/>
+              <w:lang w:val="en-US"/>
+            </w:rPr>
+            <w:t>nazv</w:t>
+          </w:r>
+          <w:proofErr w:type="spellEnd"/>
+          <w:r>
+            <w:rPr>
+              <w:rFonts w:ascii="Arial" w:hAnsi="Arial" w:cs="Arial"/>
+              <w:b/>
+              <w:sz w:val="26"/>
+              <w:szCs w:val="26"/>
               <w:highlight w:val="yellow"/>
             </w:rPr>
-            <w:t>Щитоок</w:t>
+            <w:t>}}</w:t>
+          </w:r>
+          <w:r>
+            <w:rPr>
+              <w:rFonts w:ascii="Arial" w:hAnsi="Arial" w:cs="Arial"/>
+              <w:b/>
+              <w:sz w:val="26"/>
+              <w:szCs w:val="26"/>
+              <w:highlight w:val="yellow"/>
+            </w:rPr>
+            <w:t xml:space="preserve"> </w:t>
+          </w:r>
+          <w:r>
+            <w:rPr>
+              <w:rFonts w:ascii="Arial" w:hAnsi="Arial" w:cs="Arial"/>
+              <w:b/>
+              <w:sz w:val="26"/>
+              <w:szCs w:val="26"/>
+              <w:highlight w:val="yellow"/>
+              <w:lang w:val="en-US"/>
+            </w:rPr>
+            <w:t>{{</w:t>
+          </w:r>
+          <w:proofErr w:type="spellStart"/>
+          <w:r>
+            <w:rPr>
+              <w:rFonts w:ascii="Arial" w:hAnsi="Arial" w:cs="Arial"/>
+              <w:b/>
+              <w:sz w:val="26"/>
+              <w:szCs w:val="26"/>
+              <w:lang w:val="en-US"/>
+            </w:rPr>
+            <w:t>oboznach</w:t>
           </w:r>
           <w:proofErr w:type="spellEnd"/>
           <w:r>
@@ -2275,8 +2154,9 @@
               <w:sz w:val="26"/>
               <w:szCs w:val="26"/>
               <w:highlight w:val="yellow"/>
-            </w:rPr>
-            <w:t xml:space="preserve"> 3ПМ.499.485-3ПМ.499.485-09 —3ПМ.499.485-3ПМ.499.485-09</w:t>
+              <w:lang w:val="en-US"/>
+            </w:rPr>
+            <w:t>}}</w:t>
           </w:r>
         </w:p>
       </w:tc>
@@ -2311,8 +2191,31 @@
               <w:sz w:val="26"/>
               <w:szCs w:val="26"/>
               <w:highlight w:val="yellow"/>
-            </w:rPr>
-            <w:t>ЩП8157</w:t>
+              <w:lang w:val="en-US"/>
+            </w:rPr>
+            <w:t>{{</w:t>
+          </w:r>
+          <w:proofErr w:type="spellStart"/>
+          <w:r>
+            <w:rPr>
+              <w:rFonts w:ascii="Arial Narrow" w:hAnsi="Arial Narrow" w:cs="Arial"/>
+              <w:b/>
+              <w:sz w:val="26"/>
+              <w:szCs w:val="26"/>
+              <w:lang w:val="en-US"/>
+            </w:rPr>
+            <w:t>packageName</w:t>
+          </w:r>
+          <w:proofErr w:type="spellEnd"/>
+          <w:r>
+            <w:rPr>
+              <w:rFonts w:ascii="Arial Narrow" w:hAnsi="Arial Narrow" w:cs="Arial"/>
+              <w:b/>
+              <w:sz w:val="26"/>
+              <w:szCs w:val="26"/>
+              <w:lang w:val="en-US"/>
+            </w:rPr>
+            <w:t>))</w:t>
           </w:r>
         </w:p>
       </w:tc>
@@ -2349,6 +2252,17 @@
             </w:rPr>
             <w:t xml:space="preserve">СХ ПУ </w:t>
           </w:r>
+          <w:r>
+            <w:rPr>
+              <w:rFonts w:ascii="Arial Narrow" w:hAnsi="Arial Narrow" w:cs="Arial"/>
+              <w:b/>
+              <w:sz w:val="26"/>
+              <w:szCs w:val="26"/>
+              <w:highlight w:val="yellow"/>
+              <w:lang w:val="en-US"/>
+            </w:rPr>
+            <w:t>{{</w:t>
+          </w:r>
           <w:proofErr w:type="spellStart"/>
           <w:r>
             <w:rPr>
@@ -2356,11 +2270,22 @@
               <w:b/>
               <w:sz w:val="26"/>
               <w:szCs w:val="26"/>
+              <w:lang w:val="en-US"/>
+            </w:rPr>
+            <w:t>spuName</w:t>
+          </w:r>
+          <w:proofErr w:type="spellEnd"/>
+          <w:r>
+            <w:rPr>
+              <w:rFonts w:ascii="Arial Narrow" w:hAnsi="Arial Narrow" w:cs="Arial"/>
+              <w:b/>
+              <w:sz w:val="26"/>
+              <w:szCs w:val="26"/>
               <w:highlight w:val="yellow"/>
-            </w:rPr>
-            <w:t>SPUName</w:t>
-          </w:r>
-          <w:proofErr w:type="spellEnd"/>
+              <w:lang w:val="en-US"/>
+            </w:rPr>
+            <w:t>}}</w:t>
+          </w:r>
         </w:p>
       </w:tc>
       <w:tc>
@@ -2403,6 +2328,7 @@
             <w:bottom w:val="single" w:sz="12" w:space="0" w:color="auto"/>
             <w:right w:val="single" w:sz="12" w:space="0" w:color="auto"/>
           </w:tcBorders>
+          <w:vAlign w:val="center"/>
         </w:tcPr>
         <w:p>
           <w:pPr>
@@ -2935,8 +2861,8 @@
 </w:hdr>
 </file>
 
-<file path=word/header3.xml><?xml version="1.0" encoding="utf-8"?>
-<w:hdr xmlns:wpc="http://schemas.microsoft.com/office/word/2010/wordprocessingCanvas" xmlns:cx="http://schemas.microsoft.com/office/drawing/2014/chartex" xmlns:mc="http://schemas.openxmlformats.org/markup-compatibility/2006" xmlns:o="urn:schemas-microsoft-com:office:office" xmlns:r="http://schemas.openxmlformats.org/officeDocument/2006/relationships" xmlns:m="http://schemas.openxmlformats.org/officeDocument/2006/math" xmlns:v="urn:schemas-microsoft-com:vml" xmlns:wp14="http://schemas.microsoft.com/office/word/2010/wordprocessingDrawing" xmlns:wp="http://schemas.openxmlformats.org/drawingml/2006/wordprocessingDrawing" xmlns:w10="urn:schemas-microsoft-com:office:word" xmlns:w="http://schemas.openxmlformats.org/wordprocessingml/2006/main" xmlns:w14="http://schemas.microsoft.com/office/word/2010/wordml" xmlns:w15="http://schemas.microsoft.com/office/word/2012/wordml" xmlns:w16se="http://schemas.microsoft.com/office/word/2015/wordml/symex" xmlns:wpg="http://schemas.microsoft.com/office/word/2010/wordprocessingGroup" xmlns:wpi="http://schemas.microsoft.com/office/word/2010/wordprocessingInk" xmlns:wne="http://schemas.microsoft.com/office/word/2006/wordml" xmlns:wps="http://schemas.microsoft.com/office/word/2010/wordprocessingShape" mc:Ignorable="w14 w15 w16se wp14">
+<file path=word/header2.xml><?xml version="1.0" encoding="utf-8"?>
+<w:hdr xmlns:wpc="http://schemas.microsoft.com/office/word/2010/wordprocessingCanvas" xmlns:cx="http://schemas.microsoft.com/office/drawing/2014/chartex" xmlns:cx1="http://schemas.microsoft.com/office/drawing/2015/9/8/chartex" xmlns:cx2="http://schemas.microsoft.com/office/drawing/2015/10/21/chartex" xmlns:cx3="http://schemas.microsoft.com/office/drawing/2016/5/9/chartex" xmlns:cx4="http://schemas.microsoft.com/office/drawing/2016/5/10/chartex" xmlns:cx5="http://schemas.microsoft.com/office/drawing/2016/5/11/chartex" xmlns:cx6="http://schemas.microsoft.com/office/drawing/2016/5/12/chartex" xmlns:cx7="http://schemas.microsoft.com/office/drawing/2016/5/13/chartex" xmlns:cx8="http://schemas.microsoft.com/office/drawing/2016/5/14/chartex" xmlns:mc="http://schemas.openxmlformats.org/markup-compatibility/2006" xmlns:aink="http://schemas.microsoft.com/office/drawing/2016/ink" xmlns:am3d="http://schemas.microsoft.com/office/drawing/2017/model3d" xmlns:o="urn:schemas-microsoft-com:office:office" xmlns:r="http://schemas.openxmlformats.org/officeDocument/2006/relationships" xmlns:m="http://schemas.openxmlformats.org/officeDocument/2006/math" xmlns:v="urn:schemas-microsoft-com:vml" xmlns:wp14="http://schemas.microsoft.com/office/word/2010/wordprocessingDrawing" xmlns:wp="http://schemas.openxmlformats.org/drawingml/2006/wordprocessingDrawing" xmlns:w10="urn:schemas-microsoft-com:office:word" xmlns:w="http://schemas.openxmlformats.org/wordprocessingml/2006/main" xmlns:w14="http://schemas.microsoft.com/office/word/2010/wordml" xmlns:w15="http://schemas.microsoft.com/office/word/2012/wordml" xmlns:w16cid="http://schemas.microsoft.com/office/word/2016/wordml/cid" xmlns:w16se="http://schemas.microsoft.com/office/word/2015/wordml/symex" xmlns:wpg="http://schemas.microsoft.com/office/word/2010/wordprocessingGroup" xmlns:wpi="http://schemas.microsoft.com/office/word/2010/wordprocessingInk" xmlns:wne="http://schemas.microsoft.com/office/word/2006/wordml" xmlns:wps="http://schemas.microsoft.com/office/word/2010/wordprocessingShape" mc:Ignorable="w14 w15 w16se w16cid wp14">
   <w:tbl>
     <w:tblPr>
       <w:tblW w:w="15559" w:type="dxa"/>
@@ -4033,7 +3959,27 @@
               <w:szCs w:val="26"/>
               <w:highlight w:val="yellow"/>
             </w:rPr>
-            <w:t>0335</w:t>
+            <w:t>{{</w:t>
+          </w:r>
+          <w:proofErr w:type="spellStart"/>
+          <w:r>
+            <w:rPr>
+              <w:rFonts w:ascii="Arial Narrow" w:hAnsi="Arial Narrow" w:cs="Arial"/>
+              <w:sz w:val="26"/>
+              <w:szCs w:val="26"/>
+              <w:lang w:val="en-US"/>
+            </w:rPr>
+            <w:t>puName</w:t>
+          </w:r>
+          <w:proofErr w:type="spellEnd"/>
+          <w:r>
+            <w:rPr>
+              <w:rFonts w:ascii="Arial Narrow" w:hAnsi="Arial Narrow" w:cs="Arial"/>
+              <w:sz w:val="26"/>
+              <w:szCs w:val="26"/>
+              <w:highlight w:val="yellow"/>
+            </w:rPr>
+            <w:t>}}</w:t>
           </w:r>
         </w:p>
       </w:tc>
@@ -4058,8 +4004,19 @@
               <w:b/>
               <w:sz w:val="26"/>
               <w:szCs w:val="26"/>
-            </w:rPr>
-          </w:pPr>
+              <w:lang w:val="en-US"/>
+            </w:rPr>
+          </w:pPr>
+          <w:r>
+            <w:rPr>
+              <w:rFonts w:ascii="Arial" w:hAnsi="Arial" w:cs="Arial"/>
+              <w:b/>
+              <w:sz w:val="26"/>
+              <w:szCs w:val="26"/>
+              <w:highlight w:val="yellow"/>
+            </w:rPr>
+            <w:t>{{</w:t>
+          </w:r>
           <w:proofErr w:type="spellStart"/>
           <w:r>
             <w:rPr>
@@ -4067,9 +4024,52 @@
               <w:b/>
               <w:sz w:val="26"/>
               <w:szCs w:val="26"/>
+              <w:lang w:val="en-US"/>
+            </w:rPr>
+            <w:t>nazv</w:t>
+          </w:r>
+          <w:proofErr w:type="spellEnd"/>
+          <w:r>
+            <w:rPr>
+              <w:rFonts w:ascii="Arial" w:hAnsi="Arial" w:cs="Arial"/>
+              <w:b/>
+              <w:sz w:val="26"/>
+              <w:szCs w:val="26"/>
               <w:highlight w:val="yellow"/>
             </w:rPr>
-            <w:t>Щитоок</w:t>
+            <w:t>}}</w:t>
+          </w:r>
+          <w:r>
+            <w:rPr>
+              <w:rFonts w:ascii="Arial" w:hAnsi="Arial" w:cs="Arial"/>
+              <w:b/>
+              <w:sz w:val="26"/>
+              <w:szCs w:val="26"/>
+              <w:highlight w:val="yellow"/>
+            </w:rPr>
+            <w:t xml:space="preserve"> </w:t>
+          </w:r>
+          <w:r>
+            <w:rPr>
+              <w:rFonts w:ascii="Arial" w:hAnsi="Arial" w:cs="Arial"/>
+              <w:b/>
+              <w:sz w:val="26"/>
+              <w:szCs w:val="26"/>
+              <w:highlight w:val="yellow"/>
+              <w:lang w:val="en-US"/>
+            </w:rPr>
+            <w:t>{{</w:t>
+          </w:r>
+          <w:proofErr w:type="spellStart"/>
+          <w:r>
+            <w:rPr>
+              <w:rFonts w:ascii="Arial" w:hAnsi="Arial" w:cs="Arial"/>
+              <w:b/>
+              <w:sz w:val="26"/>
+              <w:szCs w:val="26"/>
+              <w:lang w:val="en-US"/>
+            </w:rPr>
+            <w:t>oboznach</w:t>
           </w:r>
           <w:proofErr w:type="spellEnd"/>
           <w:r>
@@ -4079,8 +4079,9 @@
               <w:sz w:val="26"/>
               <w:szCs w:val="26"/>
               <w:highlight w:val="yellow"/>
-            </w:rPr>
-            <w:t xml:space="preserve"> 3ПМ.499.485-3ПМ.499.485-09 —3ПМ.499.485-3ПМ.499.485-09</w:t>
+              <w:lang w:val="en-US"/>
+            </w:rPr>
+            <w:t>}}</w:t>
           </w:r>
         </w:p>
       </w:tc>
@@ -4105,6 +4106,7 @@
               <w:b/>
               <w:sz w:val="26"/>
               <w:szCs w:val="26"/>
+              <w:lang w:val="en-US"/>
             </w:rPr>
           </w:pPr>
           <w:r>
@@ -4114,8 +4116,31 @@
               <w:sz w:val="26"/>
               <w:szCs w:val="26"/>
               <w:highlight w:val="yellow"/>
-            </w:rPr>
-            <w:t>ЩП8157</w:t>
+              <w:lang w:val="en-US"/>
+            </w:rPr>
+            <w:t>{{</w:t>
+          </w:r>
+          <w:proofErr w:type="spellStart"/>
+          <w:r>
+            <w:rPr>
+              <w:rFonts w:ascii="Arial Narrow" w:hAnsi="Arial Narrow" w:cs="Arial"/>
+              <w:b/>
+              <w:sz w:val="26"/>
+              <w:szCs w:val="26"/>
+              <w:lang w:val="en-US"/>
+            </w:rPr>
+            <w:t>packageName</w:t>
+          </w:r>
+          <w:proofErr w:type="spellEnd"/>
+          <w:r>
+            <w:rPr>
+              <w:rFonts w:ascii="Arial Narrow" w:hAnsi="Arial Narrow" w:cs="Arial"/>
+              <w:b/>
+              <w:sz w:val="26"/>
+              <w:szCs w:val="26"/>
+              <w:lang w:val="en-US"/>
+            </w:rPr>
+            <w:t>))</w:t>
           </w:r>
         </w:p>
       </w:tc>
@@ -4140,6 +4165,7 @@
               <w:b/>
               <w:sz w:val="26"/>
               <w:szCs w:val="26"/>
+              <w:lang w:val="en-US"/>
             </w:rPr>
           </w:pPr>
           <w:r>
@@ -4151,6 +4177,17 @@
             </w:rPr>
             <w:t xml:space="preserve">СХ ПУ </w:t>
           </w:r>
+          <w:r>
+            <w:rPr>
+              <w:rFonts w:ascii="Arial Narrow" w:hAnsi="Arial Narrow" w:cs="Arial"/>
+              <w:b/>
+              <w:sz w:val="26"/>
+              <w:szCs w:val="26"/>
+              <w:highlight w:val="yellow"/>
+              <w:lang w:val="en-US"/>
+            </w:rPr>
+            <w:t>{{</w:t>
+          </w:r>
           <w:proofErr w:type="spellStart"/>
           <w:r>
             <w:rPr>
@@ -4158,11 +4195,22 @@
               <w:b/>
               <w:sz w:val="26"/>
               <w:szCs w:val="26"/>
+              <w:lang w:val="en-US"/>
+            </w:rPr>
+            <w:t>spuName</w:t>
+          </w:r>
+          <w:proofErr w:type="spellEnd"/>
+          <w:r>
+            <w:rPr>
+              <w:rFonts w:ascii="Arial Narrow" w:hAnsi="Arial Narrow" w:cs="Arial"/>
+              <w:b/>
+              <w:sz w:val="26"/>
+              <w:szCs w:val="26"/>
               <w:highlight w:val="yellow"/>
-            </w:rPr>
-            <w:t>SPUName</w:t>
-          </w:r>
-          <w:proofErr w:type="spellEnd"/>
+              <w:lang w:val="en-US"/>
+            </w:rPr>
+            <w:t>}}</w:t>
+          </w:r>
         </w:p>
       </w:tc>
       <w:tc>
@@ -4643,30 +4691,31 @@
               <w:b/>
               <w:sz w:val="26"/>
               <w:szCs w:val="26"/>
-            </w:rPr>
-            <w:t>3ПМ.499.485-3ПМ.499.485-09 —3ПМ.499</w:t>
-          </w:r>
+              <w:highlight w:val="yellow"/>
+            </w:rPr>
+            <w:t>{{</w:t>
+          </w:r>
+          <w:proofErr w:type="spellStart"/>
           <w:r>
             <w:rPr>
               <w:rFonts w:ascii="Arial" w:hAnsi="Arial" w:cs="Arial"/>
               <w:b/>
               <w:sz w:val="26"/>
               <w:szCs w:val="26"/>
-              <w:highlight w:val="green"/>
-            </w:rPr>
-            <w:t>.485-3ПМ.49</w:t>
-          </w:r>
-          <w:bookmarkStart w:id="0" w:name="_GoBack"/>
-          <w:bookmarkEnd w:id="0"/>
+              <w:lang w:val="en-US"/>
+            </w:rPr>
+            <w:t>oboznach</w:t>
+          </w:r>
+          <w:proofErr w:type="spellEnd"/>
           <w:r>
             <w:rPr>
               <w:rFonts w:ascii="Arial" w:hAnsi="Arial" w:cs="Arial"/>
               <w:b/>
               <w:sz w:val="26"/>
               <w:szCs w:val="26"/>
-              <w:highlight w:val="green"/>
-            </w:rPr>
-            <w:t>9.485-09</w:t>
+              <w:highlight w:val="yellow"/>
+            </w:rPr>
+            <w:t>}}</w:t>
           </w:r>
         </w:p>
       </w:tc>
@@ -5041,7 +5090,7 @@
 </file>
 
 <file path=word/numbering.xml><?xml version="1.0" encoding="utf-8"?>
-<w:numbering xmlns:wpc="http://schemas.microsoft.com/office/word/2010/wordprocessingCanvas" xmlns:cx="http://schemas.microsoft.com/office/drawing/2014/chartex" xmlns:mc="http://schemas.openxmlformats.org/markup-compatibility/2006" xmlns:o="urn:schemas-microsoft-com:office:office" xmlns:r="http://schemas.openxmlformats.org/officeDocument/2006/relationships" xmlns:m="http://schemas.openxmlformats.org/officeDocument/2006/math" xmlns:v="urn:schemas-microsoft-com:vml" xmlns:wp14="http://schemas.microsoft.com/office/word/2010/wordprocessingDrawing" xmlns:wp="http://schemas.openxmlformats.org/drawingml/2006/wordprocessingDrawing" xmlns:w10="urn:schemas-microsoft-com:office:word" xmlns:w="http://schemas.openxmlformats.org/wordprocessingml/2006/main" xmlns:w14="http://schemas.microsoft.com/office/word/2010/wordml" xmlns:w15="http://schemas.microsoft.com/office/word/2012/wordml" xmlns:w16se="http://schemas.microsoft.com/office/word/2015/wordml/symex" xmlns:wpg="http://schemas.microsoft.com/office/word/2010/wordprocessingGroup" xmlns:wpi="http://schemas.microsoft.com/office/word/2010/wordprocessingInk" xmlns:wne="http://schemas.microsoft.com/office/word/2006/wordml" xmlns:wps="http://schemas.microsoft.com/office/word/2010/wordprocessingShape" mc:Ignorable="w14 w15 w16se wp14">
+<w:numbering xmlns:wpc="http://schemas.microsoft.com/office/word/2010/wordprocessingCanvas" xmlns:cx="http://schemas.microsoft.com/office/drawing/2014/chartex" xmlns:cx1="http://schemas.microsoft.com/office/drawing/2015/9/8/chartex" xmlns:cx2="http://schemas.microsoft.com/office/drawing/2015/10/21/chartex" xmlns:cx3="http://schemas.microsoft.com/office/drawing/2016/5/9/chartex" xmlns:cx4="http://schemas.microsoft.com/office/drawing/2016/5/10/chartex" xmlns:cx5="http://schemas.microsoft.com/office/drawing/2016/5/11/chartex" xmlns:cx6="http://schemas.microsoft.com/office/drawing/2016/5/12/chartex" xmlns:cx7="http://schemas.microsoft.com/office/drawing/2016/5/13/chartex" xmlns:cx8="http://schemas.microsoft.com/office/drawing/2016/5/14/chartex" xmlns:mc="http://schemas.openxmlformats.org/markup-compatibility/2006" xmlns:aink="http://schemas.microsoft.com/office/drawing/2016/ink" xmlns:am3d="http://schemas.microsoft.com/office/drawing/2017/model3d" xmlns:o="urn:schemas-microsoft-com:office:office" xmlns:r="http://schemas.openxmlformats.org/officeDocument/2006/relationships" xmlns:m="http://schemas.openxmlformats.org/officeDocument/2006/math" xmlns:v="urn:schemas-microsoft-com:vml" xmlns:wp14="http://schemas.microsoft.com/office/word/2010/wordprocessingDrawing" xmlns:wp="http://schemas.openxmlformats.org/drawingml/2006/wordprocessingDrawing" xmlns:w10="urn:schemas-microsoft-com:office:word" xmlns:w="http://schemas.openxmlformats.org/wordprocessingml/2006/main" xmlns:w14="http://schemas.microsoft.com/office/word/2010/wordml" xmlns:w15="http://schemas.microsoft.com/office/word/2012/wordml" xmlns:w16cid="http://schemas.microsoft.com/office/word/2016/wordml/cid" xmlns:w16se="http://schemas.microsoft.com/office/word/2015/wordml/symex" xmlns:wpg="http://schemas.microsoft.com/office/word/2010/wordprocessingGroup" xmlns:wpi="http://schemas.microsoft.com/office/word/2010/wordprocessingInk" xmlns:wne="http://schemas.microsoft.com/office/word/2006/wordml" xmlns:wps="http://schemas.microsoft.com/office/word/2010/wordprocessingShape" mc:Ignorable="w14 w15 w16se w16cid wp14">
   <w:abstractNum w:abstractNumId="0" w15:restartNumberingAfterBreak="0">
     <w:nsid w:val="1A707EDD"/>
     <w:multiLevelType w:val="hybridMultilevel"/>
@@ -5230,7 +5279,7 @@
 </file>
 
 <file path=word/styles.xml><?xml version="1.0" encoding="utf-8"?>
-<w:styles xmlns:mc="http://schemas.openxmlformats.org/markup-compatibility/2006" xmlns:r="http://schemas.openxmlformats.org/officeDocument/2006/relationships" xmlns:w="http://schemas.openxmlformats.org/wordprocessingml/2006/main" xmlns:w14="http://schemas.microsoft.com/office/word/2010/wordml" xmlns:w15="http://schemas.microsoft.com/office/word/2012/wordml" xmlns:w16se="http://schemas.microsoft.com/office/word/2015/wordml/symex" mc:Ignorable="w14 w15 w16se">
+<w:styles xmlns:mc="http://schemas.openxmlformats.org/markup-compatibility/2006" xmlns:r="http://schemas.openxmlformats.org/officeDocument/2006/relationships" xmlns:w="http://schemas.openxmlformats.org/wordprocessingml/2006/main" xmlns:w14="http://schemas.microsoft.com/office/word/2010/wordml" xmlns:w15="http://schemas.microsoft.com/office/word/2012/wordml" xmlns:w16cid="http://schemas.microsoft.com/office/word/2016/wordml/cid" xmlns:w16se="http://schemas.microsoft.com/office/word/2015/wordml/symex" mc:Ignorable="w14 w15 w16se w16cid">
   <w:docDefaults>
     <w:rPrDefault>
       <w:rPr>
@@ -5240,7 +5289,7 @@
     </w:rPrDefault>
     <w:pPrDefault/>
   </w:docDefaults>
-  <w:latentStyles w:defLockedState="0" w:defUIPriority="99" w:defSemiHidden="0" w:defUnhideWhenUsed="0" w:defQFormat="0" w:count="371">
+  <w:latentStyles w:defLockedState="0" w:defUIPriority="99" w:defSemiHidden="0" w:defUnhideWhenUsed="0" w:defQFormat="0" w:count="375">
     <w:lsdException w:name="Normal" w:uiPriority="0" w:qFormat="1"/>
     <w:lsdException w:name="heading 1" w:uiPriority="9" w:qFormat="1"/>
     <w:lsdException w:name="heading 2" w:semiHidden="1" w:uiPriority="9" w:unhideWhenUsed="1" w:qFormat="1"/>
@@ -5612,6 +5661,10 @@
     <w:lsdException w:name="List Table 5 Dark Accent 6" w:uiPriority="50"/>
     <w:lsdException w:name="List Table 6 Colorful Accent 6" w:uiPriority="51"/>
     <w:lsdException w:name="List Table 7 Colorful Accent 6" w:uiPriority="52"/>
+    <w:lsdException w:name="Mention" w:semiHidden="1" w:unhideWhenUsed="1"/>
+    <w:lsdException w:name="Smart Hyperlink" w:semiHidden="1" w:unhideWhenUsed="1"/>
+    <w:lsdException w:name="Hashtag" w:semiHidden="1" w:unhideWhenUsed="1"/>
+    <w:lsdException w:name="Unresolved Mention" w:semiHidden="1" w:unhideWhenUsed="1"/>
   </w:latentStyles>
   <w:style w:type="paragraph" w:default="1" w:styleId="a">
     <w:name w:val="Normal"/>
@@ -6062,7 +6115,7 @@
 </file>
 
 <file path=customXml/itemProps1.xml><?xml version="1.0" encoding="utf-8"?>
-<ds:datastoreItem xmlns:ds="http://schemas.openxmlformats.org/officeDocument/2006/customXml" ds:itemID="{AA2B7329-B42B-414B-AAFD-1F9351EEE3C9}">
+<ds:datastoreItem xmlns:ds="http://schemas.openxmlformats.org/officeDocument/2006/customXml" ds:itemID="{DC244493-18CE-44EA-A5FB-E60B95584F56}">
   <ds:schemaRefs>
     <ds:schemaRef ds:uri="http://schemas.openxmlformats.org/officeDocument/2006/bibliography"/>
   </ds:schemaRefs>
